--- a/3-能力管理/运行记录类文件/030203-运维服务能力指标体系跟踪表（截止2025年8月）.docx
+++ b/3-能力管理/运行记录类文件/030203-运维服务能力指标体系跟踪表（截止2025年8月）.docx
@@ -162,8 +162,10 @@
     <w:tbl>
       <w:tblPr>
         <w:tblStyle w:val="21"/>
+        <w:tblpPr w:leftFromText="180" w:rightFromText="180" w:vertAnchor="text" w:horzAnchor="page" w:tblpX="5117" w:tblpY="775"/>
+        <w:tblOverlap w:val="never"/>
         <w:tblW w:w="0" w:type="auto"/>
-        <w:tblInd w:w="2443" w:type="dxa"/>
+        <w:tblInd w:w="0" w:type="dxa"/>
         <w:tblBorders>
           <w:top w:val="none" w:color="auto" w:sz="0" w:space="0"/>
           <w:left w:val="none" w:color="auto" w:sz="0" w:space="0"/>
@@ -194,6 +196,12 @@
             <w:insideH w:val="none" w:color="auto" w:sz="0" w:space="0"/>
             <w:insideV w:val="none" w:color="auto" w:sz="0" w:space="0"/>
           </w:tblBorders>
+          <w:tblCellMar>
+            <w:top w:w="0" w:type="dxa"/>
+            <w:left w:w="108" w:type="dxa"/>
+            <w:bottom w:w="0" w:type="dxa"/>
+            <w:right w:w="108" w:type="dxa"/>
+          </w:tblCellMar>
         </w:tblPrEx>
         <w:trPr>
           <w:trHeight w:val="810" w:hRule="atLeast"/>
@@ -235,7 +243,7 @@
                 <w:spacing w:val="105"/>
                 <w:kern w:val="0"/>
                 <w:u w:val="single"/>
-                <w:fitText w:val="630" w:id="851860968"/>
+                <w:fitText w:val="630" w:id="133824783"/>
                 <w:vertAlign w:val="baseline"/>
                 <w:lang w:val="en-US" w:eastAsia="zh-CN"/>
               </w:rPr>
@@ -247,7 +255,7 @@
                 <w:spacing w:val="0"/>
                 <w:kern w:val="0"/>
                 <w:u w:val="single"/>
-                <w:fitText w:val="630" w:id="851860968"/>
+                <w:fitText w:val="630" w:id="133824783"/>
                 <w:vertAlign w:val="baseline"/>
                 <w:lang w:val="en-US" w:eastAsia="zh-CN"/>
               </w:rPr>
@@ -539,7 +547,7 @@
     <w:p>
       <w:pPr>
         <w:spacing w:before="153" w:line="225" w:lineRule="auto"/>
-        <w:ind w:left="3634"/>
+        <w:jc w:val="center"/>
         <w:rPr>
           <w:rFonts w:ascii="宋体" w:hAnsi="宋体" w:eastAsia="宋体" w:cs="宋体"/>
           <w:sz w:val="31"/>
@@ -562,7 +570,7 @@
       <w:tblPr>
         <w:tblStyle w:val="26"/>
         <w:tblW w:w="8301" w:type="dxa"/>
-        <w:tblInd w:w="2" w:type="dxa"/>
+        <w:jc w:val="center"/>
         <w:tblBorders>
           <w:top w:val="single" w:color="000000" w:sz="2" w:space="0"/>
           <w:left w:val="single" w:color="000000" w:sz="2" w:space="0"/>
@@ -606,6 +614,7 @@
         </w:tblPrEx>
         <w:trPr>
           <w:trHeight w:val="593" w:hRule="atLeast"/>
+          <w:jc w:val="center"/>
         </w:trPr>
         <w:tc>
           <w:tcPr>
@@ -786,6 +795,7 @@
         </w:tblPrEx>
         <w:trPr>
           <w:trHeight w:val="556" w:hRule="atLeast"/>
+          <w:jc w:val="center"/>
         </w:trPr>
         <w:tc>
           <w:tcPr>
@@ -1027,6 +1037,7 @@
         </w:tblPrEx>
         <w:trPr>
           <w:trHeight w:val="556" w:hRule="atLeast"/>
+          <w:jc w:val="center"/>
         </w:trPr>
         <w:tc>
           <w:tcPr>
@@ -1116,6 +1127,7 @@
         </w:tblPrEx>
         <w:trPr>
           <w:trHeight w:val="556" w:hRule="atLeast"/>
+          <w:jc w:val="center"/>
         </w:trPr>
         <w:tc>
           <w:tcPr>
@@ -1205,6 +1217,7 @@
         </w:tblPrEx>
         <w:trPr>
           <w:trHeight w:val="557" w:hRule="atLeast"/>
+          <w:jc w:val="center"/>
         </w:trPr>
         <w:tc>
           <w:tcPr>
@@ -1292,6 +1305,7 @@
         </w:tblPrEx>
         <w:trPr>
           <w:trHeight w:val="556" w:hRule="atLeast"/>
+          <w:jc w:val="center"/>
         </w:trPr>
         <w:tc>
           <w:tcPr>
@@ -1379,6 +1393,7 @@
         </w:tblPrEx>
         <w:trPr>
           <w:trHeight w:val="561" w:hRule="atLeast"/>
+          <w:jc w:val="center"/>
         </w:trPr>
         <w:tc>
           <w:tcPr>
@@ -1467,6 +1482,8 @@
       <w:r>
         <w:rPr>
           <w:rFonts w:hint="eastAsia"/>
+          <w:b/>
+          <w:bCs/>
           <w:lang w:val="en-US" w:eastAsia="zh-CN"/>
         </w:rPr>
         <w:t>运维服务能力指标完成情况跟踪表</w:t>
@@ -1648,7 +1665,7 @@
           <w:tcPr>
             <w:tcW w:w="609" w:type="dxa"/>
             <w:vMerge w:val="restart"/>
-            <w:shd w:val="clear"/>
+            <w:shd w:val="clear" w:color="auto" w:fill="auto"/>
             <w:vAlign w:val="center"/>
           </w:tcPr>
           <w:p>
@@ -1782,7 +1799,7 @@
           <w:tcPr>
             <w:tcW w:w="609" w:type="dxa"/>
             <w:vMerge w:val="continue"/>
-            <w:shd w:val="clear"/>
+            <w:shd w:val="clear" w:color="auto" w:fill="auto"/>
             <w:vAlign w:val="center"/>
           </w:tcPr>
           <w:p>
@@ -15160,7 +15177,6 @@
           <w:tcPr>
             <w:tcW w:w="464" w:type="dxa"/>
             <w:vMerge w:val="continue"/>
-            <w:tcBorders/>
             <w:vAlign w:val="center"/>
           </w:tcPr>
           <w:p>
@@ -15547,8 +15563,6 @@
               </w:rPr>
               <w:t>质量</w:t>
             </w:r>
-            <w:bookmarkStart w:id="2" w:name="_GoBack"/>
-            <w:bookmarkEnd w:id="2"/>
           </w:p>
         </w:tc>
         <w:tc>
@@ -15908,7 +15922,6 @@
           <w:tcPr>
             <w:tcW w:w="464" w:type="dxa"/>
             <w:vMerge w:val="continue"/>
-            <w:tcBorders/>
             <w:vAlign w:val="center"/>
           </w:tcPr>
           <w:p>
@@ -16278,7 +16291,6 @@
           <w:tcPr>
             <w:tcW w:w="464" w:type="dxa"/>
             <w:vMerge w:val="continue"/>
-            <w:tcBorders/>
             <w:vAlign w:val="center"/>
           </w:tcPr>
           <w:p>
@@ -16636,6 +16648,8 @@
           <w:lang w:val="en-US" w:eastAsia="zh-CN"/>
         </w:rPr>
       </w:pPr>
+      <w:bookmarkStart w:id="2" w:name="_GoBack"/>
+      <w:bookmarkEnd w:id="2"/>
     </w:p>
     <w:sectPr>
       <w:headerReference r:id="rId5" w:type="default"/>
